--- a/resumes/forfait-mobilite-durable-2025.docx
+++ b/resumes/forfait-mobilite-durable-2025.docx
@@ -31,7 +31,7 @@
           <w:b/>
           <w:i w:val="0"/>
         </w:rPr>
-        <w:t>Signé le 24 octobre 2025 par l'ICO (Mario CAMPONE), CGT-FO, Sud Santé-Sociaux et CFE-CGC.</w:t>
+        <w:t>Signé le 24 octobre 2025 par l'ICO (Mario CAMPONE), CGT-FO et CFE-CGC.</w:t>
       </w:r>
       <w:r>
         <w:rPr>
@@ -46,24 +46,7 @@
           <w:i/>
           <w:color w:val="5B6578"/>
         </w:rPr>
-        <w:t>En vigueur rétroactivement depuis le 1er janvier 2025, durée indéterminée. Remplace et annule l'accord 2024.</w:t>
-      </w:r>
-    </w:p>
-    <w:p>
-      <w:r>
-        <w:rPr>
-          <w:b w:val="0"/>
-          <w:i w:val="0"/>
-        </w:rPr>
-        <w:t xml:space="preserve">⚠️ </w:t>
-      </w:r>
-      <w:r>
-        <w:rPr>
-          <w:b w:val="0"/>
-          <w:i/>
-          <w:color w:val="5B6578"/>
-        </w:rPr>
-        <w:t>Le PDF signé disponible sur GitHub correspond à la version 2024 — le PDF de la version 2025 n'a pas encore été déposé dans le dépôt.</w:t>
+        <w:t>En vigueur rétroactivement depuis le 1er janvier 2025, durée indéterminée. Remplace et annule l'accord 2024 (l'accord lui-même le précise dans son préambule).</w:t>
       </w:r>
     </w:p>
     <w:p>
@@ -94,6 +77,145 @@
           <w:i w:val="0"/>
         </w:rPr>
         <w:t>Tout salarié de l'ICO qui réalise ses trajets domicile-travail en vélo, en covoiturage (conducteur ou passager) ou en trottinette électrique.</w:t>
+      </w:r>
+    </w:p>
+    <w:p>
+      <w:pPr>
+        <w:pStyle w:val="ListBullet"/>
+      </w:pPr>
+      <w:r>
+        <w:rPr>
+          <w:b w:val="0"/>
+          <w:i w:val="0"/>
+        </w:rPr>
+        <w:t xml:space="preserve">Pour le </w:t>
+      </w:r>
+      <w:r>
+        <w:rPr>
+          <w:b/>
+          <w:i w:val="0"/>
+        </w:rPr>
+        <w:t>vélo</w:t>
+      </w:r>
+      <w:r>
+        <w:rPr>
+          <w:b w:val="0"/>
+          <w:i w:val="0"/>
+        </w:rPr>
+        <w:t xml:space="preserve"> et la </w:t>
+      </w:r>
+      <w:r>
+        <w:rPr>
+          <w:b/>
+          <w:i w:val="0"/>
+        </w:rPr>
+        <w:t>trottinette électrique</w:t>
+      </w:r>
+      <w:r>
+        <w:rPr>
+          <w:b w:val="0"/>
+          <w:i w:val="0"/>
+        </w:rPr>
+        <w:t xml:space="preserve"> : vous devez utiliser ce mode de façon </w:t>
+      </w:r>
+      <w:r>
+        <w:rPr>
+          <w:b/>
+          <w:i w:val="0"/>
+        </w:rPr>
+        <w:t>quasi exclusive</w:t>
+      </w:r>
+      <w:r>
+        <w:rPr>
+          <w:b w:val="0"/>
+          <w:i w:val="0"/>
+        </w:rPr>
+        <w:t xml:space="preserve"> pour vos trajets domicile-travail </w:t>
+      </w:r>
+      <w:r>
+        <w:rPr>
+          <w:b w:val="0"/>
+          <w:i/>
+          <w:color w:val="5B6578"/>
+        </w:rPr>
+        <w:t>(Art. 1-1, Art. 3-1)</w:t>
+      </w:r>
+      <w:r>
+        <w:rPr>
+          <w:b w:val="0"/>
+          <w:i w:val="0"/>
+        </w:rPr>
+        <w:t xml:space="preserve">. Les </w:t>
+      </w:r>
+      <w:r>
+        <w:rPr>
+          <w:b/>
+          <w:i w:val="0"/>
+        </w:rPr>
+        <w:t>déplacements réalisés à pied sont exclus du dispositif</w:t>
+      </w:r>
+      <w:r>
+        <w:rPr>
+          <w:b w:val="0"/>
+          <w:i w:val="0"/>
+        </w:rPr>
+        <w:t xml:space="preserve"> </w:t>
+      </w:r>
+      <w:r>
+        <w:rPr>
+          <w:b w:val="0"/>
+          <w:i/>
+          <w:color w:val="5B6578"/>
+        </w:rPr>
+        <w:t>(Art. 1-1)</w:t>
+      </w:r>
+      <w:r>
+        <w:rPr>
+          <w:b w:val="0"/>
+          <w:i w:val="0"/>
+        </w:rPr>
+        <w:t>.</w:t>
+      </w:r>
+    </w:p>
+    <w:p>
+      <w:pPr>
+        <w:pStyle w:val="ListBullet"/>
+      </w:pPr>
+      <w:r>
+        <w:rPr>
+          <w:b w:val="0"/>
+          <w:i w:val="0"/>
+        </w:rPr>
+        <w:t xml:space="preserve">Pour le </w:t>
+      </w:r>
+      <w:r>
+        <w:rPr>
+          <w:b/>
+          <w:i w:val="0"/>
+        </w:rPr>
+        <w:t>covoiturage</w:t>
+      </w:r>
+      <w:r>
+        <w:rPr>
+          <w:b w:val="0"/>
+          <w:i w:val="0"/>
+        </w:rPr>
+        <w:t xml:space="preserve">, aucune condition de quasi-exclusivité n'est posée </w:t>
+      </w:r>
+      <w:r>
+        <w:rPr>
+          <w:b w:val="0"/>
+          <w:i/>
+          <w:color w:val="5B6578"/>
+        </w:rPr>
+        <w:t>(Art. 2-1)</w:t>
+      </w:r>
+      <w:r>
+        <w:rPr>
+          <w:b w:val="0"/>
+          <w:i w:val="0"/>
+        </w:rPr>
+        <w:t>.</w:t>
       </w:r>
     </w:p>
     <w:p>
@@ -328,7 +450,29 @@
           <w:b w:val="0"/>
           <w:i w:val="0"/>
         </w:rPr>
-        <w:t xml:space="preserve"> - Une attestation sur l'honneur est obligatoire, à transmettre à la DRH dans les délais impartis</w:t>
+        <w:t xml:space="preserve"> - Une attestation sur l'honneur est obligatoire, à transmettre à la DRH dans les délais impartis — </w:t>
+      </w:r>
+      <w:r>
+        <w:rPr>
+          <w:b/>
+          <w:i w:val="0"/>
+        </w:rPr>
+        <w:t>au-delà de ce délai, la demande ne pourra plus être traitée</w:t>
+      </w:r>
+      <w:r>
+        <w:rPr>
+          <w:b w:val="0"/>
+          <w:i w:val="0"/>
+        </w:rPr>
+        <w:t xml:space="preserve"> </w:t>
+      </w:r>
+      <w:r>
+        <w:rPr>
+          <w:b w:val="0"/>
+          <w:i/>
+          <w:color w:val="5B6578"/>
+        </w:rPr>
+        <w:t>(Art. 1-3, 2-3, 3-3)</w:t>
       </w:r>
     </w:p>
     <w:p>
@@ -417,7 +561,134 @@
           <w:b w:val="0"/>
           <w:i w:val="0"/>
         </w:rPr>
-        <w:t>).</w:t>
+        <w:t xml:space="preserve">, à titre indicatif). Si l'addition des deux dépasse ce plafond, c'est le montant de </w:t>
+      </w:r>
+      <w:r>
+        <w:rPr>
+          <w:b/>
+          <w:i w:val="0"/>
+        </w:rPr>
+        <w:t>la prime FMD qui est réduit</w:t>
+      </w:r>
+      <w:r>
+        <w:rPr>
+          <w:b w:val="0"/>
+          <w:i w:val="0"/>
+        </w:rPr>
+        <w:t xml:space="preserve"> à hauteur du plafond, pas le remboursement du titre de transport </w:t>
+      </w:r>
+      <w:r>
+        <w:rPr>
+          <w:b w:val="0"/>
+          <w:i/>
+          <w:color w:val="5B6578"/>
+        </w:rPr>
+        <w:t>(Art. 5)</w:t>
+      </w:r>
+      <w:r>
+        <w:rPr>
+          <w:b w:val="0"/>
+          <w:i w:val="0"/>
+        </w:rPr>
+        <w:t>.</w:t>
+      </w:r>
+    </w:p>
+    <w:p>
+      <w:r>
+        <w:rPr>
+          <w:color w:val="5B6578"/>
+          <w:sz w:val="16"/>
+        </w:rPr>
+        <w:t>────────────────────────────────────────</w:t>
+      </w:r>
+    </w:p>
+    <w:p>
+      <w:pPr>
+        <w:pStyle w:val="Heading2"/>
+      </w:pPr>
+      <w:r>
+        <w:rPr>
+          <w:b w:val="0"/>
+          <w:i w:val="0"/>
+        </w:rPr>
+        <w:t>Suivi de l'accord</w:t>
+      </w:r>
+    </w:p>
+    <w:p>
+      <w:pPr>
+        <w:pStyle w:val="ListBullet"/>
+      </w:pPr>
+      <w:r>
+        <w:rPr>
+          <w:b/>
+          <w:i w:val="0"/>
+        </w:rPr>
+        <w:t>Révision</w:t>
+      </w:r>
+      <w:r>
+        <w:rPr>
+          <w:b w:val="0"/>
+          <w:i w:val="0"/>
+        </w:rPr>
+        <w:t xml:space="preserve"> </w:t>
+      </w:r>
+      <w:r>
+        <w:rPr>
+          <w:b w:val="0"/>
+          <w:i/>
+          <w:color w:val="5B6578"/>
+        </w:rPr>
+        <w:t>(Art. 6.2)</w:t>
+      </w:r>
+      <w:r>
+        <w:rPr>
+          <w:b w:val="0"/>
+          <w:i w:val="0"/>
+        </w:rPr>
+        <w:t xml:space="preserve"> : procédure classique de révision à l'initiative d'une organisation syndicale représentative ou de la Direction.</w:t>
+      </w:r>
+    </w:p>
+    <w:p>
+      <w:pPr>
+        <w:pStyle w:val="ListBullet"/>
+      </w:pPr>
+      <w:r>
+        <w:rPr>
+          <w:b/>
+          <w:i w:val="0"/>
+        </w:rPr>
+        <w:t>Durée et dénonciation</w:t>
+      </w:r>
+      <w:r>
+        <w:rPr>
+          <w:b w:val="0"/>
+          <w:i w:val="0"/>
+        </w:rPr>
+        <w:t xml:space="preserve"> </w:t>
+      </w:r>
+      <w:r>
+        <w:rPr>
+          <w:b w:val="0"/>
+          <w:i/>
+          <w:color w:val="5B6578"/>
+        </w:rPr>
+        <w:t>(Art. 6.1 et 6.3)</w:t>
+      </w:r>
+      <w:r>
+        <w:rPr>
+          <w:b w:val="0"/>
+          <w:i w:val="0"/>
+        </w:rPr>
+        <w:t xml:space="preserve"> : accord à durée indéterminée ; il peut être dénoncé à tout moment, l'application cessant alors en principe au dernier jour des mandats des membres du CSE.</w:t>
+      </w:r>
+    </w:p>
+    <w:p>
+      <w:r>
+        <w:rPr>
+          <w:b w:val="0"/>
+          <w:i w:val="0"/>
+        </w:rPr>
+        <w:t>Aucune commission de suivi, bilan annuel ou clause de revoyure n'est prévu par cet accord. Le dispositif a toutefois déjà été revu deux fois par la voie des NAO (2024 puis 2025), ce qui joue de fait un rôle de clause de revoyure, sans que l'accord lui-même ne l'impose.</w:t>
       </w:r>
     </w:p>
     <w:p>
@@ -436,7 +707,33 @@
           <w:i/>
           <w:color w:val="5B6578"/>
         </w:rPr>
-        <w:t>Source : Accord Forfait Mobilité Durable (24/10/2025), signé CGT-FO, Sud Santé-Sociaux, CFE-CGC.</w:t>
+        <w:t>Source : Accord Forfait Mobilité Durable (24/10/2025), signé CGT-FO et CFE-CGC. PDF signé vérifié visuellement page par page le 20/10/2026.</w:t>
+      </w:r>
+    </w:p>
+    <w:p>
+      <w:r>
+        <w:rPr>
+          <w:b w:val="0"/>
+          <w:i/>
+          <w:color w:val="5B6578"/>
+        </w:rPr>
+        <w:t xml:space="preserve">Les références entre parenthèses renvoient aux articles de l'accord. Seul le texte intégral fait référence : </w:t>
+      </w:r>
+      <w:r>
+        <w:rPr>
+          <w:b w:val="0"/>
+          <w:i/>
+          <w:color w:val="5B6578"/>
+        </w:rPr>
+        <w:t>accord complet (PDF)</w:t>
+      </w:r>
+      <w:r>
+        <w:rPr>
+          <w:b w:val="0"/>
+          <w:i/>
+          <w:color w:val="5B6578"/>
+        </w:rPr>
+        <w:t>.</w:t>
       </w:r>
     </w:p>
     <w:sectPr>

--- a/resumes/forfait-mobilite-durable-2025.docx
+++ b/resumes/forfait-mobilite-durable-2025.docx
@@ -46,7 +46,7 @@
           <w:i/>
           <w:color w:val="5B6578"/>
         </w:rPr>
-        <w:t>En vigueur rétroactivement depuis le 1er janvier 2025, durée indéterminée. Remplace et annule l'accord 2024 (l'accord lui-même le précise dans son préambule).</w:t>
+        <w:t>En vigueur rétroactivement depuis le 1er janvier 2025, durée indéterminée.</w:t>
       </w:r>
     </w:p>
     <w:p>
@@ -707,7 +707,7 @@
           <w:i/>
           <w:color w:val="5B6578"/>
         </w:rPr>
-        <w:t>Source : Accord Forfait Mobilité Durable (24/10/2025), signé CGT-FO et CFE-CGC. PDF signé vérifié visuellement page par page le 20/10/2026.</w:t>
+        <w:t>Source : Accord Forfait Mobilité Durable (24/10/2025), signé CGT-FO et CFE-CGC.</w:t>
       </w:r>
     </w:p>
     <w:p>

--- a/resumes/forfait-mobilite-durable-2025.docx
+++ b/resumes/forfait-mobilite-durable-2025.docx
@@ -10,7 +10,7 @@
         <w:rPr>
           <w:color w:val="14203A"/>
         </w:rPr>
-        <w:t>Forfait Mobilité Durable</w:t>
+        <w:t>Forfait Mobilité Durable (2025)</w:t>
       </w:r>
     </w:p>
     <w:p>

--- a/resumes/forfait-mobilite-durable-2025.docx
+++ b/resumes/forfait-mobilite-durable-2025.docx
@@ -358,7 +358,7 @@
               <w:rPr>
                 <w:b w:val="0"/>
               </w:rPr>
-              <w:t>Trottinette électrique (nouveauté 2025)</w:t>
+              <w:t>Trottinette électrique</w:t>
             </w:r>
           </w:p>
         </w:tc>
